--- a/Entrega Final/05. Template 5/Arquitectura Empresarial Destino.docx
+++ b/Entrega Final/05. Template 5/Arquitectura Empresarial Destino.docx
@@ -3543,169 +3543,35 @@
       <w:pPr>
         <w:rPr/>
       </w:pPr>
-      <w:r>
-        <w:rPr>
-          <w:rtl w:val="0"/>
-        </w:rPr>
-      </w:r>
-    </w:p>
-    <w:p xmlns:wp14="http://schemas.microsoft.com/office/word/2010/wordml" wp14:textId="77777777">
-      <w:pPr>
-        <w:pStyle w:val="Heading1"/>
-        <w:rPr/>
-      </w:pPr>
-      <w:r>
-        <w:rPr>
-          <w:rtl w:val="0"/>
-        </w:rPr>
-      </w:r>
-    </w:p>
-    <w:p xmlns:wp14="http://schemas.microsoft.com/office/word/2010/wordml" wp14:textId="77777777">
-      <w:pPr>
-        <w:rPr/>
-      </w:pPr>
-      <w:r>
-        <w:rPr>
-          <w:rtl w:val="0"/>
-        </w:rPr>
-      </w:r>
-    </w:p>
-    <w:p xmlns:wp14="http://schemas.microsoft.com/office/word/2010/wordml" wp14:textId="77777777">
-      <w:pPr/>
-    </w:p>
-    <w:p xmlns:wp14="http://schemas.microsoft.com/office/word/2010/wordml" wp14:textId="77777777">
-      <w:pPr>
-        <w:rPr/>
-      </w:pPr>
-      <w:r>
-        <w:rPr>
-          <w:rtl w:val="0"/>
-        </w:rPr>
-      </w:r>
-    </w:p>
-    <w:p xmlns:wp14="http://schemas.microsoft.com/office/word/2010/wordml" wp14:textId="77777777">
-      <w:pPr>
-        <w:rPr/>
-      </w:pPr>
-      <w:r>
-        <w:rPr>
-          <w:rtl w:val="0"/>
-        </w:rPr>
-      </w:r>
-    </w:p>
-    <w:p xmlns:wp14="http://schemas.microsoft.com/office/word/2010/wordml" wp14:textId="77777777">
-      <w:pPr>
-        <w:rPr/>
-      </w:pPr>
-      <w:r>
-        <w:rPr>
-          <w:rtl w:val="0"/>
-        </w:rPr>
-      </w:r>
-    </w:p>
-    <w:p xmlns:wp14="http://schemas.microsoft.com/office/word/2010/wordml" wp14:textId="77777777">
-      <w:pPr>
-        <w:rPr/>
-      </w:pPr>
-      <w:r>
-        <w:rPr>
-          <w:rtl w:val="0"/>
-        </w:rPr>
-      </w:r>
-    </w:p>
-    <w:p xmlns:wp14="http://schemas.microsoft.com/office/word/2010/wordml" wp14:textId="77777777">
-      <w:pPr>
-        <w:rPr/>
-      </w:pPr>
-      <w:r>
-        <w:rPr>
-          <w:rtl w:val="0"/>
-        </w:rPr>
-      </w:r>
-    </w:p>
-    <w:p xmlns:wp14="http://schemas.microsoft.com/office/word/2010/wordml" wp14:textId="77777777">
-      <w:pPr>
-        <w:rPr/>
-      </w:pPr>
-      <w:r>
-        <w:rPr>
-          <w:rtl w:val="0"/>
-        </w:rPr>
-      </w:r>
-    </w:p>
-    <w:p xmlns:wp14="http://schemas.microsoft.com/office/word/2010/wordml" wp14:textId="77777777">
-      <w:pPr>
-        <w:rPr/>
-      </w:pPr>
-      <w:r>
-        <w:rPr>
-          <w:rtl w:val="0"/>
-        </w:rPr>
-      </w:r>
-    </w:p>
-    <w:p xmlns:wp14="http://schemas.microsoft.com/office/word/2010/wordml" wp14:textId="77777777">
-      <w:pPr>
-        <w:rPr/>
-      </w:pPr>
-      <w:r>
-        <w:rPr>
-          <w:rtl w:val="0"/>
-        </w:rPr>
-      </w:r>
-    </w:p>
-    <w:p xmlns:wp14="http://schemas.microsoft.com/office/word/2010/wordml" wp14:textId="77777777">
-      <w:pPr>
-        <w:rPr/>
-      </w:pPr>
-      <w:r>
-        <w:rPr>
-          <w:rtl w:val="0"/>
-        </w:rPr>
-      </w:r>
-    </w:p>
-    <w:p xmlns:wp14="http://schemas.microsoft.com/office/word/2010/wordml" wp14:textId="77777777">
-      <w:pPr>
-        <w:rPr/>
-      </w:pPr>
-      <w:r>
-        <w:rPr>
-          <w:rtl w:val="0"/>
-        </w:rPr>
-      </w:r>
-    </w:p>
-    <w:p xmlns:wp14="http://schemas.microsoft.com/office/word/2010/wordml" wp14:textId="77777777">
-      <w:pPr>
-        <w:rPr/>
-      </w:pPr>
-      <w:r>
-        <w:rPr>
-          <w:rtl w:val="0"/>
-        </w:rPr>
-      </w:r>
+    </w:p>
+    <w:p xmlns:wp14="http://schemas.microsoft.com/office/word/2010/wordml" wp14:textId="4782FA69">
+      <w:pPr>
+        <w:pStyle w:val="Normal"/>
+      </w:pPr>
       <w:r>
         <w:drawing>
-          <wp:anchor xmlns:wp14="http://schemas.microsoft.com/office/word/2010/wordprocessingDrawing" distT="114300" distB="114300" distL="114300" distR="114300" simplePos="0" relativeHeight="0" behindDoc="1" locked="0" layoutInCell="1" hidden="0" allowOverlap="1" wp14:anchorId="2244C32C" wp14:editId="7777777">
-            <wp:simplePos x="0" y="0"/>
-            <wp:positionH relativeFrom="column">
-              <wp:posOffset>-895349</wp:posOffset>
-            </wp:positionH>
-            <wp:positionV relativeFrom="paragraph">
-              <wp:posOffset>198967</wp:posOffset>
-            </wp:positionV>
-            <wp:extent cx="7526082" cy="7462838"/>
+          <wp:inline xmlns:wp14="http://schemas.microsoft.com/office/word/2010/wordprocessingDrawing" wp14:editId="1216C837" wp14:anchorId="44DED9BE">
+            <wp:extent cx="5724525" cy="3514725"/>
             <wp:effectExtent l="0" t="0" r="0" b="0"/>
-            <wp:wrapNone/>
-            <wp:docPr id="1" name="image3.png"/>
+            <wp:docPr id="108410546" name="drawing"/>
+            <wp:cNvGraphicFramePr>
+              <a:graphicFrameLocks noChangeAspect="1"/>
+            </wp:cNvGraphicFramePr>
             <a:graphic>
-              <a:graphicData uri="http://schemas.openxmlformats.org/drawingml/2006/picture">
-                <pic:pic>
+              <a:graphicData xmlns:a="http://schemas.openxmlformats.org/drawingml/2006/main" uri="http://schemas.openxmlformats.org/drawingml/2006/picture">
+                <pic:pic xmlns:pic="http://schemas.openxmlformats.org/drawingml/2006/picture">
                   <pic:nvPicPr>
-                    <pic:cNvPr id="0" name="image3.png"/>
-                    <pic:cNvPicPr preferRelativeResize="0"/>
+                    <pic:cNvPr id="108410546" name="Picture 108410546"/>
+                    <pic:cNvPicPr/>
                   </pic:nvPicPr>
                   <pic:blipFill>
-                    <a:blip r:embed="rId7"/>
-                    <a:srcRect l="0" t="0" r="0" b="0"/>
+                    <a:blip xmlns:r="http://schemas.openxmlformats.org/officeDocument/2006/relationships" r:embed="rId1294993752">
+                      <a:extLst>
+                        <a:ext uri="{28A0092B-C50C-407E-A947-70E740481C1C}">
+                          <a14:useLocalDpi xmlns:a14="http://schemas.microsoft.com/office/drawing/2010/main"/>
+                        </a:ext>
+                      </a:extLst>
+                    </a:blip>
                     <a:stretch>
                       <a:fillRect/>
                     </a:stretch>
@@ -3713,17 +3579,134 @@
                   <pic:spPr>
                     <a:xfrm>
                       <a:off x="0" y="0"/>
-                      <a:ext cx="7526082" cy="7462838"/>
+                      <a:ext cx="5724525" cy="3514725"/>
                     </a:xfrm>
-                    <a:prstGeom prst="rect"/>
-                    <a:ln/>
+                    <a:prstGeom prst="rect">
+                      <a:avLst/>
+                    </a:prstGeom>
                   </pic:spPr>
                 </pic:pic>
               </a:graphicData>
             </a:graphic>
-          </wp:anchor>
+          </wp:inline>
         </w:drawing>
       </w:r>
+    </w:p>
+    <w:p xmlns:wp14="http://schemas.microsoft.com/office/word/2010/wordml" wp14:textId="77777777">
+      <w:pPr>
+        <w:rPr/>
+      </w:pPr>
+      <w:r>
+        <w:rPr>
+          <w:rtl w:val="0"/>
+        </w:rPr>
+      </w:r>
+    </w:p>
+    <w:p xmlns:wp14="http://schemas.microsoft.com/office/word/2010/wordml" wp14:textId="77777777">
+      <w:pPr/>
+    </w:p>
+    <w:p xmlns:wp14="http://schemas.microsoft.com/office/word/2010/wordml" wp14:textId="77777777">
+      <w:pPr>
+        <w:rPr/>
+      </w:pPr>
+      <w:r>
+        <w:rPr>
+          <w:rtl w:val="0"/>
+        </w:rPr>
+      </w:r>
+    </w:p>
+    <w:p xmlns:wp14="http://schemas.microsoft.com/office/word/2010/wordml" wp14:textId="77777777">
+      <w:pPr>
+        <w:rPr/>
+      </w:pPr>
+      <w:r>
+        <w:rPr>
+          <w:rtl w:val="0"/>
+        </w:rPr>
+      </w:r>
+    </w:p>
+    <w:p xmlns:wp14="http://schemas.microsoft.com/office/word/2010/wordml" wp14:textId="77777777">
+      <w:pPr>
+        <w:rPr/>
+      </w:pPr>
+      <w:r>
+        <w:rPr>
+          <w:rtl w:val="0"/>
+        </w:rPr>
+      </w:r>
+    </w:p>
+    <w:p xmlns:wp14="http://schemas.microsoft.com/office/word/2010/wordml" wp14:textId="77777777">
+      <w:pPr>
+        <w:rPr/>
+      </w:pPr>
+      <w:r>
+        <w:rPr>
+          <w:rtl w:val="0"/>
+        </w:rPr>
+      </w:r>
+    </w:p>
+    <w:p xmlns:wp14="http://schemas.microsoft.com/office/word/2010/wordml" wp14:textId="77777777">
+      <w:pPr>
+        <w:rPr/>
+      </w:pPr>
+      <w:r>
+        <w:rPr>
+          <w:rtl w:val="0"/>
+        </w:rPr>
+      </w:r>
+    </w:p>
+    <w:p xmlns:wp14="http://schemas.microsoft.com/office/word/2010/wordml" wp14:textId="77777777">
+      <w:pPr>
+        <w:rPr/>
+      </w:pPr>
+      <w:r>
+        <w:rPr>
+          <w:rtl w:val="0"/>
+        </w:rPr>
+      </w:r>
+    </w:p>
+    <w:p xmlns:wp14="http://schemas.microsoft.com/office/word/2010/wordml" wp14:textId="77777777">
+      <w:pPr>
+        <w:rPr/>
+      </w:pPr>
+      <w:r>
+        <w:rPr>
+          <w:rtl w:val="0"/>
+        </w:rPr>
+      </w:r>
+    </w:p>
+    <w:p xmlns:wp14="http://schemas.microsoft.com/office/word/2010/wordml" wp14:textId="77777777">
+      <w:pPr>
+        <w:rPr/>
+      </w:pPr>
+      <w:r>
+        <w:rPr>
+          <w:rtl w:val="0"/>
+        </w:rPr>
+      </w:r>
+    </w:p>
+    <w:p xmlns:wp14="http://schemas.microsoft.com/office/word/2010/wordml" wp14:textId="77777777">
+      <w:pPr>
+        <w:rPr/>
+      </w:pPr>
+      <w:r>
+        <w:rPr>
+          <w:rtl w:val="0"/>
+        </w:rPr>
+      </w:r>
+    </w:p>
+    <w:p xmlns:wp14="http://schemas.microsoft.com/office/word/2010/wordml" wp14:textId="77777777">
+      <w:pPr>
+        <w:rPr/>
+      </w:pPr>
+      <w:r>
+        <w:rPr>
+          <w:rtl w:val="0"/>
+        </w:rPr>
+      </w:r>
+    </w:p>
+    <w:p xmlns:wp14="http://schemas.microsoft.com/office/word/2010/wordml" wp14:textId="77777777">
+      <w:pPr/>
     </w:p>
     <w:p xmlns:wp14="http://schemas.microsoft.com/office/word/2010/wordml" wp14:textId="77777777">
       <w:pPr>
